--- a/CG_20250619162013/DockerSteps.docx
+++ b/CG_20250619162013/DockerSteps.docx
@@ -24,23 +24,8 @@
       <w:r/>
     </w:p>
     <w:p>
-      <w:r/>
-      <w:r>
-        <w:t>Below are the detailed steps to deploy the provided Flask application using Docker. These steps will guide you through creating a Docker image, setting up a MongoDB container, and running the application in a containerized environment.</w:t>
-      </w:r>
-      <w:r/>
-    </w:p>
-    <w:p>
       <w:pPr>
-        <w:pBdr>
-          <w:bottom w:val="single" w:sz="6" w:space="1" w:color="auto"/>
-        </w:pBdr>
-      </w:pPr>
-      <w:r/>
-    </w:p>
-    <w:p>
-      <w:pPr>
-        <w:pStyle w:val="Heading2"/>
+        <w:pStyle w:val="Heading3"/>
       </w:pPr>
       <w:r>
         <w:rPr>
@@ -58,6 +43,10 @@
         <w:ind w:left="720"/>
       </w:pPr>
       <w:r/>
+      <w:r/>
+    </w:p>
+    <w:p>
+      <w:r/>
       <w:r>
         <w:t xml:space="preserve">Create a file named </w:t>
       </w:r>
@@ -71,6 +60,7 @@
         <w:t xml:space="preserve"> in the root directory of your project.</w:t>
       </w:r>
       <w:r/>
+      <w:r/>
     </w:p>
     <w:p>
       <w:pPr>
@@ -78,6 +68,10 @@
         <w:spacing w:line="240" w:lineRule="auto"/>
         <w:ind w:left="720"/>
       </w:pPr>
+      <w:r/>
+      <w:r/>
+    </w:p>
+    <w:p>
       <w:r/>
       <w:r>
         <w:t xml:space="preserve">Add the following content to the </w:t>
@@ -92,7 +86,6 @@
         <w:t>:</w:t>
       </w:r>
       <w:r/>
-      <w:r/>
     </w:p>
     <w:p>
       <w:r/>
@@ -100,7 +93,7 @@
         <w:rPr>
           <w:rFonts w:ascii="Courier" w:hAnsi="Courier"/>
         </w:rPr>
-        <w:t># Use an official Python runtime as the base image</w:t>
+        <w:t># Use an official Python runtime as a parent image</w:t>
         <w:br/>
         <w:t>FROM python:3.9-slim</w:t>
         <w:br/>
@@ -110,12 +103,12 @@
         <w:t>WORKDIR /app</w:t>
         <w:br/>
         <w:br/>
-        <w:t># Copy the application code to the container</w:t>
+        <w:t># Copy the current directory contents into the container at /app</w:t>
         <w:br/>
         <w:t>COPY . /app</w:t>
         <w:br/>
         <w:br/>
-        <w:t># Install required Python packages</w:t>
+        <w:t># Install any needed packages specified in requirements.txt</w:t>
         <w:br/>
         <w:t>RUN pip install --no-cache-dir -r requirements.txt</w:t>
         <w:br/>
@@ -125,11 +118,18 @@
         <w:t>EXPOSE 5000</w:t>
         <w:br/>
         <w:br/>
-        <w:t># Command to run the application</w:t>
+        <w:t># Define environment variable</w:t>
         <w:br/>
-        <w:t>CMD ["python", "app.py"]</w:t>
+        <w:t>ENV FLASK_APP=app.py</w:t>
+        <w:br/>
+        <w:br/>
+        <w:t># Run the application</w:t>
+        <w:br/>
+        <w:t>CMD ["flask", "run", "--host=0.0.0.0"]</w:t>
         <w:br/>
       </w:r>
+      <w:r/>
+      <w:r/>
       <w:r/>
     </w:p>
     <w:p>
@@ -142,7 +142,7 @@
     </w:p>
     <w:p>
       <w:pPr>
-        <w:pStyle w:val="Heading2"/>
+        <w:pStyle w:val="Heading3"/>
       </w:pPr>
       <w:r>
         <w:rPr>
@@ -182,10 +182,8 @@
       </w:pPr>
       <w:r/>
       <w:r>
-        <w:t>Add the required Python dependencies to the file:</w:t>
+        <w:t>Add the required Python dependencies:</w:t>
       </w:r>
-      <w:r/>
-      <w:r/>
     </w:p>
     <w:p>
       <w:r/>
@@ -201,6 +199,8 @@
         <w:br/>
       </w:r>
       <w:r/>
+      <w:r/>
+      <w:r/>
     </w:p>
     <w:p>
       <w:pPr>
@@ -212,13 +212,131 @@
     </w:p>
     <w:p>
       <w:pPr>
-        <w:pStyle w:val="Heading2"/>
+        <w:pStyle w:val="Heading3"/>
       </w:pPr>
       <w:r>
         <w:rPr>
           <w:b/>
         </w:rPr>
-        <w:t>Step 3: Create a Docker Network</w:t>
+        <w:t>Step 3: Create a Docker Compose File</w:t>
+      </w:r>
+      <w:r/>
+      <w:r/>
+    </w:p>
+    <w:p>
+      <w:pPr>
+        <w:pStyle w:val="ListBullet"/>
+        <w:spacing w:line="240" w:lineRule="auto"/>
+        <w:ind w:left="720"/>
+      </w:pPr>
+      <w:r/>
+      <w:r/>
+    </w:p>
+    <w:p>
+      <w:r/>
+      <w:r>
+        <w:t xml:space="preserve">Create a file named </w:t>
+      </w:r>
+      <w:r>
+        <w:rPr>
+          <w:rFonts w:ascii="Courier" w:hAnsi="Courier"/>
+        </w:rPr>
+        <w:t>docker-compose.yml</w:t>
+      </w:r>
+      <w:r>
+        <w:t xml:space="preserve"> in the root directory.</w:t>
+      </w:r>
+      <w:r/>
+      <w:r/>
+    </w:p>
+    <w:p>
+      <w:pPr>
+        <w:pStyle w:val="ListBullet"/>
+        <w:spacing w:line="240" w:lineRule="auto"/>
+        <w:ind w:left="720"/>
+      </w:pPr>
+      <w:r/>
+      <w:r/>
+    </w:p>
+    <w:p>
+      <w:r/>
+      <w:r>
+        <w:t>Add the following content to define the services for the Flask app and MongoDB:</w:t>
+      </w:r>
+      <w:r/>
+    </w:p>
+    <w:p>
+      <w:r/>
+      <w:r>
+        <w:rPr>
+          <w:rFonts w:ascii="Courier" w:hAnsi="Courier"/>
+        </w:rPr>
+        <w:t>version: '3.8'</w:t>
+        <w:br/>
+        <w:t>services:</w:t>
+        <w:br/>
+        <w:t xml:space="preserve">  app:</w:t>
+        <w:br/>
+        <w:t xml:space="preserve">    build:</w:t>
+        <w:br/>
+        <w:t xml:space="preserve">      context: .</w:t>
+        <w:br/>
+        <w:t xml:space="preserve">      dockerfile: Dockerfile</w:t>
+        <w:br/>
+        <w:t xml:space="preserve">    ports:</w:t>
+        <w:br/>
+        <w:t xml:space="preserve">      - "5000:5000"</w:t>
+        <w:br/>
+        <w:t xml:space="preserve">    depends_on:</w:t>
+        <w:br/>
+        <w:t xml:space="preserve">      - mongodb</w:t>
+        <w:br/>
+        <w:t xml:space="preserve">    environment:</w:t>
+        <w:br/>
+        <w:t xml:space="preserve">      - FLASK_ENV=development</w:t>
+        <w:br/>
+        <w:br/>
+        <w:t xml:space="preserve">  mongodb:</w:t>
+        <w:br/>
+        <w:t xml:space="preserve">    image: mongo:5.0</w:t>
+        <w:br/>
+        <w:t xml:space="preserve">    container_name: mongodb</w:t>
+        <w:br/>
+        <w:t xml:space="preserve">    ports:</w:t>
+        <w:br/>
+        <w:t xml:space="preserve">      - "27017:27017"</w:t>
+        <w:br/>
+        <w:t xml:space="preserve">    volumes:</w:t>
+        <w:br/>
+        <w:t xml:space="preserve">      - mongo_data:/data/db</w:t>
+        <w:br/>
+        <w:br/>
+        <w:t>volumes:</w:t>
+        <w:br/>
+        <w:t xml:space="preserve">  mongo_data:</w:t>
+        <w:br/>
+      </w:r>
+      <w:r/>
+      <w:r/>
+      <w:r/>
+    </w:p>
+    <w:p>
+      <w:pPr>
+        <w:pBdr>
+          <w:bottom w:val="single" w:sz="6" w:space="1" w:color="auto"/>
+        </w:pBdr>
+      </w:pPr>
+      <w:r/>
+    </w:p>
+    <w:p>
+      <w:pPr>
+        <w:pStyle w:val="Heading3"/>
+      </w:pPr>
+      <w:r>
+        <w:rPr>
+          <w:b/>
+        </w:rPr>
+        <w:t>Step 4: Build and Run the Docker Containers</w:t>
       </w:r>
       <w:r/>
       <w:r/>
@@ -231,41 +349,8 @@
       </w:pPr>
       <w:r/>
       <w:r>
-        <w:t>Create a Docker network to allow communication between the Flask app and MongoDB containers:</w:t>
+        <w:t>Open a terminal and navigate to the root directory of your project.</w:t>
       </w:r>
-      <w:r/>
-      <w:r/>
-    </w:p>
-    <w:p>
-      <w:r/>
-      <w:r>
-        <w:rPr>
-          <w:rFonts w:ascii="Courier" w:hAnsi="Courier"/>
-        </w:rPr>
-        <w:t>docker network create flask-mongo-network</w:t>
-        <w:br/>
-      </w:r>
-      <w:r/>
-    </w:p>
-    <w:p>
-      <w:pPr>
-        <w:pBdr>
-          <w:bottom w:val="single" w:sz="6" w:space="1" w:color="auto"/>
-        </w:pBdr>
-      </w:pPr>
-      <w:r/>
-    </w:p>
-    <w:p>
-      <w:pPr>
-        <w:pStyle w:val="Heading2"/>
-      </w:pPr>
-      <w:r>
-        <w:rPr>
-          <w:b/>
-        </w:rPr>
-        <w:t>Step 4: Set Up MongoDB Container</w:t>
-      </w:r>
-      <w:r/>
       <w:r/>
     </w:p>
     <w:p>
@@ -276,10 +361,8 @@
       </w:pPr>
       <w:r/>
       <w:r>
-        <w:t>Pull the official MongoDB image:</w:t>
+        <w:t>Run the following command to build the Docker images:</w:t>
       </w:r>
-      <w:r/>
-      <w:r/>
     </w:p>
     <w:p>
       <w:r/>
@@ -287,7 +370,7 @@
         <w:rPr>
           <w:rFonts w:ascii="Courier" w:hAnsi="Courier"/>
         </w:rPr>
-        <w:t>docker pull mongo:latest</w:t>
+        <w:t>docker-compose build</w:t>
         <w:br/>
       </w:r>
       <w:r/>
@@ -301,10 +384,8 @@
       </w:pPr>
       <w:r/>
       <w:r>
-        <w:t>Run the MongoDB container and connect it to the Docker network:</w:t>
+        <w:t>Start the containers using:</w:t>
       </w:r>
-      <w:r/>
-      <w:r/>
     </w:p>
     <w:p>
       <w:r/>
@@ -312,17 +393,11 @@
         <w:rPr>
           <w:rFonts w:ascii="Courier" w:hAnsi="Courier"/>
         </w:rPr>
-        <w:t>docker run -d \</w:t>
-        <w:br/>
-        <w:t xml:space="preserve">  --name mongodb \</w:t>
-        <w:br/>
-        <w:t xml:space="preserve">  --network flask-mongo-network \</w:t>
-        <w:br/>
-        <w:t xml:space="preserve">  -p 27017:27017 \</w:t>
-        <w:br/>
-        <w:t xml:space="preserve">  mongo:latest</w:t>
+        <w:t>docker-compose up</w:t>
         <w:br/>
       </w:r>
+      <w:r/>
+      <w:r/>
       <w:r/>
     </w:p>
     <w:p>
@@ -335,13 +410,13 @@
     </w:p>
     <w:p>
       <w:pPr>
-        <w:pStyle w:val="Heading2"/>
+        <w:pStyle w:val="Heading3"/>
       </w:pPr>
       <w:r>
         <w:rPr>
           <w:b/>
         </w:rPr>
-        <w:t>Step 5: Build the Flask App Docker Image</w:t>
+        <w:t>Step 5: Access the Application</w:t>
       </w:r>
       <w:r/>
       <w:r/>
@@ -354,108 +429,8 @@
       </w:pPr>
       <w:r/>
       <w:r>
-        <w:t>Build the Docker image for the Flask application:</w:t>
+        <w:t>Once the containers are running, open your browser and navigate to:</w:t>
       </w:r>
-      <w:r/>
-      <w:r/>
-    </w:p>
-    <w:p>
-      <w:r/>
-      <w:r>
-        <w:rPr>
-          <w:rFonts w:ascii="Courier" w:hAnsi="Courier"/>
-        </w:rPr>
-        <w:t>docker build -t flask-app .</w:t>
-        <w:br/>
-      </w:r>
-      <w:r/>
-    </w:p>
-    <w:p>
-      <w:pPr>
-        <w:pBdr>
-          <w:bottom w:val="single" w:sz="6" w:space="1" w:color="auto"/>
-        </w:pBdr>
-      </w:pPr>
-      <w:r/>
-    </w:p>
-    <w:p>
-      <w:pPr>
-        <w:pStyle w:val="Heading2"/>
-      </w:pPr>
-      <w:r>
-        <w:rPr>
-          <w:b/>
-        </w:rPr>
-        <w:t>Step 6: Run the Flask App Container</w:t>
-      </w:r>
-      <w:r/>
-      <w:r/>
-    </w:p>
-    <w:p>
-      <w:pPr>
-        <w:pStyle w:val="ListBullet"/>
-        <w:spacing w:line="240" w:lineRule="auto"/>
-        <w:ind w:left="720"/>
-      </w:pPr>
-      <w:r/>
-      <w:r>
-        <w:t>Run the Flask application container and connect it to the same Docker network as MongoDB:</w:t>
-      </w:r>
-      <w:r/>
-      <w:r/>
-    </w:p>
-    <w:p>
-      <w:r/>
-      <w:r>
-        <w:rPr>
-          <w:rFonts w:ascii="Courier" w:hAnsi="Courier"/>
-        </w:rPr>
-        <w:t>docker run -d \</w:t>
-        <w:br/>
-        <w:t xml:space="preserve">  --name flask-app \</w:t>
-        <w:br/>
-        <w:t xml:space="preserve">  --network flask-mongo-network \</w:t>
-        <w:br/>
-        <w:t xml:space="preserve">  -p 5000:5000 \</w:t>
-        <w:br/>
-        <w:t xml:space="preserve">  flask-app</w:t>
-        <w:br/>
-      </w:r>
-      <w:r/>
-    </w:p>
-    <w:p>
-      <w:pPr>
-        <w:pBdr>
-          <w:bottom w:val="single" w:sz="6" w:space="1" w:color="auto"/>
-        </w:pBdr>
-      </w:pPr>
-      <w:r/>
-    </w:p>
-    <w:p>
-      <w:pPr>
-        <w:pStyle w:val="Heading2"/>
-      </w:pPr>
-      <w:r>
-        <w:rPr>
-          <w:b/>
-        </w:rPr>
-        <w:t>Step 7: Verify the Deployment</w:t>
-      </w:r>
-      <w:r/>
-      <w:r/>
-    </w:p>
-    <w:p>
-      <w:pPr>
-        <w:pStyle w:val="ListBullet"/>
-        <w:spacing w:line="240" w:lineRule="auto"/>
-        <w:ind w:left="720"/>
-      </w:pPr>
-      <w:r/>
-      <w:r>
-        <w:t>Open your browser or use a tool like Postman to access the Flask application at:</w:t>
-      </w:r>
-      <w:r/>
-      <w:r/>
     </w:p>
     <w:p>
       <w:r/>
@@ -477,7 +452,7 @@
       </w:pPr>
       <w:r/>
       <w:r>
-        <w:t>Test the endpoints to ensure they are working as expected.</w:t>
+        <w:t>The Flask application should now be accessible.</w:t>
       </w:r>
       <w:r/>
       <w:r/>
@@ -492,31 +467,57 @@
     </w:p>
     <w:p>
       <w:pPr>
-        <w:pStyle w:val="Heading2"/>
+        <w:pStyle w:val="Heading3"/>
       </w:pPr>
       <w:r>
         <w:rPr>
           <w:b/>
         </w:rPr>
-        <w:t>Step 8: Optional - Docker Compose Setup</w:t>
+        <w:t>Step 6: Stop and Clean Up Containers</w:t>
       </w:r>
+      <w:r/>
       <w:r/>
     </w:p>
     <w:p>
+      <w:pPr>
+        <w:pStyle w:val="ListBullet"/>
+        <w:spacing w:line="240" w:lineRule="auto"/>
+        <w:ind w:left="720"/>
+      </w:pPr>
       <w:r/>
       <w:r>
-        <w:t xml:space="preserve">To simplify the deployment process, you can use Docker Compose. Create a </w:t>
+        <w:t xml:space="preserve">To stop the running containers, press </w:t>
       </w:r>
       <w:r>
         <w:rPr>
           <w:rFonts w:ascii="Courier" w:hAnsi="Courier"/>
         </w:rPr>
-        <w:t>docker-compose.yml</w:t>
+        <w:t>Ctrl+C</w:t>
       </w:r>
       <w:r>
-        <w:t xml:space="preserve"> file with the following content:</w:t>
+        <w:t xml:space="preserve"> in the terminal where </w:t>
+      </w:r>
+      <w:r>
+        <w:rPr>
+          <w:rFonts w:ascii="Courier" w:hAnsi="Courier"/>
+        </w:rPr>
+        <w:t>docker-compose up</w:t>
+      </w:r>
+      <w:r>
+        <w:t xml:space="preserve"> was executed.</w:t>
       </w:r>
       <w:r/>
+    </w:p>
+    <w:p>
+      <w:pPr>
+        <w:pStyle w:val="ListBullet"/>
+        <w:spacing w:line="240" w:lineRule="auto"/>
+        <w:ind w:left="720"/>
+      </w:pPr>
+      <w:r/>
+      <w:r>
+        <w:t>To remove the containers and associated resources, run:</w:t>
+      </w:r>
     </w:p>
     <w:p>
       <w:r/>
@@ -524,51 +525,73 @@
         <w:rPr>
           <w:rFonts w:ascii="Courier" w:hAnsi="Courier"/>
         </w:rPr>
-        <w:t>version: '3.8'</w:t>
+        <w:t>docker-compose down</w:t>
         <w:br/>
-        <w:t>services:</w:t>
-        <w:br/>
-        <w:t xml:space="preserve">  mongodb:</w:t>
-        <w:br/>
-        <w:t xml:space="preserve">    image: mongo:latest</w:t>
-        <w:br/>
-        <w:t xml:space="preserve">    container_name: mongodb</w:t>
-        <w:br/>
-        <w:t xml:space="preserve">    networks:</w:t>
-        <w:br/>
-        <w:t xml:space="preserve">      - flask-mongo-network</w:t>
-        <w:br/>
-        <w:t xml:space="preserve">    ports:</w:t>
-        <w:br/>
-        <w:t xml:space="preserve">      - "27017:27017"</w:t>
-        <w:br/>
-        <w:br/>
-        <w:t xml:space="preserve">  flask-app:</w:t>
-        <w:br/>
-        <w:t xml:space="preserve">    build:</w:t>
-        <w:br/>
-        <w:t xml:space="preserve">      context: .</w:t>
-        <w:br/>
-        <w:t xml:space="preserve">    container_name: flask-app</w:t>
-        <w:br/>
-        <w:t xml:space="preserve">    networks:</w:t>
-        <w:br/>
-        <w:t xml:space="preserve">      - flask-mongo-network</w:t>
-        <w:br/>
-        <w:t xml:space="preserve">    ports:</w:t>
-        <w:br/>
-        <w:t xml:space="preserve">      - "5000:5000"</w:t>
-        <w:br/>
-        <w:t xml:space="preserve">    depends_on:</w:t>
-        <w:br/>
-        <w:t xml:space="preserve">      - mongodb</w:t>
-        <w:br/>
-        <w:br/>
-        <w:t>networks:</w:t>
-        <w:br/>
-        <w:t xml:space="preserve">  flask-mongo-network:</w:t>
-        <w:br/>
-        <w:t xml:space="preserve">    driver: bridge</w:t>
+      </w:r>
+      <w:r/>
+      <w:r/>
+      <w:r/>
+    </w:p>
+    <w:p>
+      <w:pPr>
+        <w:pBdr>
+          <w:bottom w:val="single" w:sz="6" w:space="1" w:color="auto"/>
+        </w:pBdr>
+      </w:pPr>
+      <w:r/>
+    </w:p>
+    <w:p>
+      <w:pPr>
+        <w:pStyle w:val="Heading3"/>
+      </w:pPr>
+      <w:r>
+        <w:rPr>
+          <w:b/>
+        </w:rPr>
+        <w:t>Step 7: Verify MongoDB Data Persistence</w:t>
+      </w:r>
+      <w:r/>
+      <w:r/>
+    </w:p>
+    <w:p>
+      <w:pPr>
+        <w:pStyle w:val="ListBullet"/>
+        <w:spacing w:line="240" w:lineRule="auto"/>
+        <w:ind w:left="720"/>
+      </w:pPr>
+      <w:r/>
+      <w:r>
+        <w:t xml:space="preserve">The </w:t>
+      </w:r>
+      <w:r>
+        <w:rPr>
+          <w:rFonts w:ascii="Courier" w:hAnsi="Courier"/>
+        </w:rPr>
+        <w:t>mongo_data</w:t>
+      </w:r>
+      <w:r>
+        <w:t xml:space="preserve"> volume ensures that MongoDB data persists even after the container is stopped.</w:t>
+      </w:r>
+      <w:r/>
+    </w:p>
+    <w:p>
+      <w:pPr>
+        <w:pStyle w:val="ListBullet"/>
+        <w:spacing w:line="240" w:lineRule="auto"/>
+        <w:ind w:left="720"/>
+      </w:pPr>
+      <w:r/>
+      <w:r>
+        <w:t>To verify, restart the containers using:</w:t>
+      </w:r>
+    </w:p>
+    <w:p>
+      <w:r/>
+      <w:r>
+        <w:rPr>
+          <w:rFonts w:ascii="Courier" w:hAnsi="Courier"/>
+        </w:rPr>
+        <w:t>docker-compose up</w:t>
         <w:br/>
       </w:r>
       <w:r/>
@@ -582,20 +605,9 @@
       </w:pPr>
       <w:r/>
       <w:r>
-        <w:t>Run the application using Docker Compose:</w:t>
+        <w:t>Check that the previously added data is still available in the MongoDB database.</w:t>
       </w:r>
       <w:r/>
-      <w:r/>
-    </w:p>
-    <w:p>
-      <w:r/>
-      <w:r>
-        <w:rPr>
-          <w:rFonts w:ascii="Courier" w:hAnsi="Courier"/>
-        </w:rPr>
-        <w:t>docker-compose up --build</w:t>
-        <w:br/>
-      </w:r>
       <w:r/>
     </w:p>
     <w:p>
@@ -608,13 +620,13 @@
     </w:p>
     <w:p>
       <w:pPr>
-        <w:pStyle w:val="Heading2"/>
+        <w:pStyle w:val="Heading3"/>
       </w:pPr>
       <w:r>
         <w:rPr>
           <w:b/>
         </w:rPr>
-        <w:t>Step 9: Stopping and Cleaning Up</w:t>
+        <w:t>Step 8: Optional - Push Docker Image to Docker Hub</w:t>
       </w:r>
       <w:r/>
       <w:r/>
@@ -627,10 +639,8 @@
       </w:pPr>
       <w:r/>
       <w:r>
-        <w:t>To stop the containers, run:</w:t>
+        <w:t>Tag your Docker image:</w:t>
       </w:r>
-      <w:r/>
-      <w:r/>
     </w:p>
     <w:p>
       <w:r/>
@@ -638,7 +648,7 @@
         <w:rPr>
           <w:rFonts w:ascii="Courier" w:hAnsi="Courier"/>
         </w:rPr>
-        <w:t>docker-compose down</w:t>
+        <w:t>docker tag flask-app:latest &lt;your-dockerhub-username&gt;/flask-app:latest</w:t>
         <w:br/>
       </w:r>
       <w:r/>
@@ -652,10 +662,8 @@
       </w:pPr>
       <w:r/>
       <w:r>
-        <w:t>To remove all containers and images, run:</w:t>
+        <w:t>Log in to Docker Hub:</w:t>
       </w:r>
-      <w:r/>
-      <w:r/>
     </w:p>
     <w:p>
       <w:r/>
@@ -663,9 +671,34 @@
         <w:rPr>
           <w:rFonts w:ascii="Courier" w:hAnsi="Courier"/>
         </w:rPr>
-        <w:t>docker system prune -a</w:t>
+        <w:t>docker login</w:t>
         <w:br/>
       </w:r>
+      <w:r/>
+      <w:r/>
+    </w:p>
+    <w:p>
+      <w:pPr>
+        <w:pStyle w:val="ListBullet"/>
+        <w:spacing w:line="240" w:lineRule="auto"/>
+        <w:ind w:left="720"/>
+      </w:pPr>
+      <w:r/>
+      <w:r>
+        <w:t>Push the image to Docker Hub:</w:t>
+      </w:r>
+    </w:p>
+    <w:p>
+      <w:r/>
+      <w:r>
+        <w:rPr>
+          <w:rFonts w:ascii="Courier" w:hAnsi="Courier"/>
+        </w:rPr>
+        <w:t>docker push &lt;your-dockerhub-username&gt;/flask-app:latest</w:t>
+        <w:br/>
+      </w:r>
+      <w:r/>
+      <w:r/>
       <w:r/>
     </w:p>
     <w:p>
@@ -679,7 +712,7 @@
     <w:p>
       <w:r/>
       <w:r>
-        <w:t>By following these steps, you can successfully deploy the Flask application in a Dockerized environment with MongoDB as the database.</w:t>
+        <w:t>By following these steps, you can containerize and deploy your Flask application with MongoDB using Docker.</w:t>
       </w:r>
       <w:r/>
     </w:p>
